--- a/transcripts/PetroNoia/PN-03-26-Allyson Anderson Book.docx
+++ b/transcripts/PetroNoia/PN-03-26-Allyson Anderson Book.docx
@@ -1,6 +1,6 @@
 
 <file path=word/document.xml><?xml version="1.0" encoding="utf-8"?>
-<w:document xmlns:wpc="http://schemas.microsoft.com/office/word/2010/wordprocessingCanvas" xmlns:cx="http://schemas.microsoft.com/office/drawing/2014/chartex" xmlns:cx1="http://schemas.microsoft.com/office/drawing/2015/9/8/chartex" xmlns:cx2="http://schemas.microsoft.com/office/drawing/2015/10/21/chartex" xmlns:cx3="http://schemas.microsoft.com/office/drawing/2016/5/9/chartex" xmlns:cx4="http://schemas.microsoft.com/office/drawing/2016/5/10/chartex" xmlns:cx5="http://schemas.microsoft.com/office/drawing/2016/5/11/chartex" xmlns:cx6="http://schemas.microsoft.com/office/drawing/2016/5/12/chartex" xmlns:cx7="http://schemas.microsoft.com/office/drawing/2016/5/13/chartex" xmlns:cx8="http://schemas.microsoft.com/office/drawing/2016/5/14/chartex" xmlns:mc="http://schemas.openxmlformats.org/markup-compatibility/2006" xmlns:m="http://schemas.openxmlformats.org/officeDocument/2006/math" xmlns:aink="http://schemas.microsoft.com/office/drawing/2016/ink" xmlns:am3d="http://schemas.microsoft.com/office/drawing/2017/model3d" xmlns:oel="http://schemas.microsoft.com/office/2019/extlst" xmlns:r="http://schemas.openxmlformats.org/officeDocument/2006/relationships" xmlns:wp14="http://schemas.microsoft.com/office/word/2010/wordprocessingDrawing" xmlns:wp="http://schemas.openxmlformats.org/drawingml/2006/wordprocessingDrawing" xmlns:wpg="http://schemas.microsoft.com/office/word/2010/wordprocessingGroup" xmlns:wpi="http://schemas.microsoft.com/office/word/2010/wordprocessingInk" xmlns:wps="http://schemas.microsoft.com/office/word/2010/wordprocessingShape" xmlns:o="urn:schemas-microsoft-com:office:office" xmlns:v="urn:schemas-microsoft-com:vml" xmlns:w10="urn:schemas-microsoft-com:office:word" xmlns:w="http://schemas.openxmlformats.org/wordprocessingml/2006/main" xmlns:w14="http://schemas.microsoft.com/office/word/2010/wordml" xmlns:w15="http://schemas.microsoft.com/office/word/2012/wordml" xmlns:w16cei="http://schemas.microsoft.com/office/word/2026/wordml/cei" xmlns:w16cex="http://schemas.microsoft.com/office/word/2018/wordml/cex" xmlns:w16cid="http://schemas.microsoft.com/office/word/2016/wordml/cid" xmlns:w16="http://schemas.microsoft.com/office/word/2018/wordml" xmlns:w16sdtdh="http://schemas.microsoft.com/office/word/2020/wordml/sdtdatahash" xmlns:w16sdtfl="http://schemas.microsoft.com/office/word/2024/wordml/sdtformatlock" xmlns:w16se="http://schemas.microsoft.com/office/word/2015/wordml/symex" xmlns:w16du="http://schemas.microsoft.com/office/word/2023/wordml/word16du" xmlns:wne="http://schemas.microsoft.com/office/word/2006/wordml" mc:Ignorable="w14 w15 w16se w16cid w16 w16cex w16sdtdh w16sdtfl w16du wp14">
+<w:document xmlns:wpc="http://schemas.microsoft.com/office/word/2010/wordprocessingCanvas" xmlns:cx="http://schemas.microsoft.com/office/drawing/2014/chartex" xmlns:cx1="http://schemas.microsoft.com/office/drawing/2015/9/8/chartex" xmlns:cx2="http://schemas.microsoft.com/office/drawing/2015/10/21/chartex" xmlns:cx3="http://schemas.microsoft.com/office/drawing/2016/5/9/chartex" xmlns:cx4="http://schemas.microsoft.com/office/drawing/2016/5/10/chartex" xmlns:cx5="http://schemas.microsoft.com/office/drawing/2016/5/11/chartex" xmlns:cx6="http://schemas.microsoft.com/office/drawing/2016/5/12/chartex" xmlns:cx7="http://schemas.microsoft.com/office/drawing/2016/5/13/chartex" xmlns:cx8="http://schemas.microsoft.com/office/drawing/2016/5/14/chartex" xmlns:mc="http://schemas.openxmlformats.org/markup-compatibility/2006" xmlns:m="http://schemas.openxmlformats.org/officeDocument/2006/math" xmlns:aink="http://schemas.microsoft.com/office/drawing/2016/ink" xmlns:am3d="http://schemas.microsoft.com/office/drawing/2017/model3d" xmlns:oel="http://schemas.microsoft.com/office/2019/extlst" xmlns:r="http://schemas.openxmlformats.org/officeDocument/2006/relationships" xmlns:wp14="http://schemas.microsoft.com/office/word/2010/wordprocessingDrawing" xmlns:wp="http://schemas.openxmlformats.org/drawingml/2006/wordprocessingDrawing" xmlns:wpg="http://schemas.microsoft.com/office/word/2010/wordprocessingGroup" xmlns:wpi="http://schemas.microsoft.com/office/word/2010/wordprocessingInk" xmlns:wps="http://schemas.microsoft.com/office/word/2010/wordprocessingShape" xmlns:o="urn:schemas-microsoft-com:office:office" xmlns:v="urn:schemas-microsoft-com:vml" xmlns:w10="urn:schemas-microsoft-com:office:word" xmlns:w="http://schemas.openxmlformats.org/wordprocessingml/2006/main" xmlns:w14="http://schemas.microsoft.com/office/word/2010/wordml" xmlns:w15="http://schemas.microsoft.com/office/word/2012/wordml" xmlns:w16cei="http://schemas.microsoft.com/office/word/2026/wordml/cei" xmlns:w16cex="http://schemas.microsoft.com/office/word/2018/wordml/cex" xmlns:w16cid="http://schemas.microsoft.com/office/word/2016/wordml/cid" xmlns:w16="http://schemas.microsoft.com/office/word/2018/wordml" xmlns:w16sdtdh="http://schemas.microsoft.com/office/word/2020/wordml/sdtdatahash" xmlns:w16sdtfl="http://schemas.microsoft.com/office/word/2024/wordml/sdtformatlock" xmlns:w16se="http://schemas.microsoft.com/office/word/2015/wordml/symex" xmlns:w16du="http://schemas.microsoft.com/office/word/2023/wordml/word16du" xmlns:wne="http://schemas.microsoft.com/office/word/2006/wordml" xmlns:a="http://schemas.openxmlformats.org/drawingml/2006/main" xmlns:pic="http://schemas.openxmlformats.org/drawingml/2006/picture" xmlns:a14="http://schemas.microsoft.com/office/drawing/2010/main" xmlns:woe="http://schemas.microsoft.com/office/word/2020/oembed" mc:Ignorable="w14 w15 w16se w16cid w16 w16cex w16sdtdh w16sdtfl w16du wp14">
   <w:background w:color="FFFFFF"/>
   <w:body>
     <w:p>
@@ -15,8 +15,79 @@
       <w:pPr>
         <w:pStyle w:val="Title"/>
       </w:pPr>
-      <w:r>
-        <w:t>https://youtu.be/HliYRjPcBYE?si=hYlCBiLHiwVUuEG_</w:t>
+      <w:hyperlink r:id="R3398c65b5607432c">
+        <w:r>
+          <w:rPr>
+            <w:rStyle w:val="Hyperlink"/>
+          </w:rPr>
+          <w:t>https://youtu.be/HliYRjPcBYE?si=hYlCBiLHiwVUuEG_</w:t>
+        </w:r>
+      </w:hyperlink>
+    </w:p>
+    <w:p>
+      <w:r>
+        <w:drawing>
+          <wp:anchor distT="0" distB="0" distL="114300" distR="114300" simplePos="0" relativeHeight="251658240" behindDoc="0" locked="0" layoutInCell="1" allowOverlap="1" wp14:editId="4118DA2E" wp14:anchorId="7F719141">
+            <wp:simplePos x="0" y="0"/>
+            <wp:positionH relativeFrom="column">
+              <wp:align>left</wp:align>
+            </wp:positionH>
+            <wp:positionV relativeFrom="paragraph">
+              <wp:posOffset>0</wp:posOffset>
+            </wp:positionV>
+            <wp:extent cx="5557274" cy="3219450"/>
+            <wp:effectExtent l="0" t="0" r="0" b="0"/>
+            <wp:wrapSquare wrapText="bothSides"/>
+            <wp:docPr id="963054862" name="picture" descr="U,{639855bf-22b9-4aa3-940f-de523daf7d69}{28},12.155017258382644,7.041666666666667" title="Video titled: EP. 31 | Allyson Anderson Book: ESG, Emissions &amp; Energy Strategy">
+              <a:hlinkClick r:id="Rb544e96ce8e54cdb"/>
+            </wp:docPr>
+            <wp:cNvGraphicFramePr>
+              <a:graphicFrameLocks noGrp="1" noSelect="1" noChangeAspect="1" noMove="1" noResize="1"/>
+            </wp:cNvGraphicFramePr>
+            <a:graphic>
+              <a:graphicData uri="http://schemas.openxmlformats.org/drawingml/2006/picture">
+                <pic:pic>
+                  <pic:nvPicPr>
+                    <pic:cNvPr id="0" name="picture"/>
+                    <pic:cNvPicPr>
+                      <a:picLocks noGrp="1" noRot="1" noChangeAspect="1" noMove="1" noResize="1" noEditPoints="1" noAdjustHandles="1" noChangeArrowheads="1" noChangeShapeType="1" noCrop="1"/>
+                    </pic:cNvPicPr>
+                  </pic:nvPicPr>
+                  <pic:blipFill>
+                    <a:blip r:embed="Ra02b26339b024a38">
+                      <a:extLst>
+                        <a:ext xmlns:a="http://schemas.openxmlformats.org/drawingml/2006/main" uri="{28A0092B-C50C-407E-A947-70E740481C1C}">
+                          <a14:useLocalDpi val="0"/>
+                        </a:ext>
+                        <a:ext uri="http://schemas.microsoft.com/office/word/2020/oembed">
+                          <woe:oembed oEmbedUrl="https://youtu.be/HliYRjPcBYE?si=hYlCBiLHiwVUuEG_" mediaType="Video" picLocksAutoForOEmbed="1"/>
+                        </a:ext>
+                      </a:extLst>
+                    </a:blip>
+                    <a:stretch>
+                      <a:fillRect/>
+                    </a:stretch>
+                  </pic:blipFill>
+                  <pic:spPr>
+                    <a:xfrm>
+                      <a:off x="0" y="0"/>
+                      <a:ext cx="5557274" cy="3219450"/>
+                    </a:xfrm>
+                    <a:prstGeom prst="rect">
+                      <a:avLst/>
+                    </a:prstGeom>
+                  </pic:spPr>
+                </pic:pic>
+              </a:graphicData>
+            </a:graphic>
+            <wp14:sizeRelH relativeFrom="page">
+              <wp14:pctWidth>0</wp14:pctWidth>
+            </wp14:sizeRelH>
+            <wp14:sizeRelV relativeFrom="page">
+              <wp14:pctHeight>0</wp14:pctHeight>
+            </wp14:sizeRelV>
+          </wp:anchor>
+        </w:drawing>
       </w:r>
     </w:p>
     <w:p>
@@ -16663,7 +16734,7 @@
       <w:footerReference w:type="default" r:id="rId13"/>
       <w:headerReference w:type="first" r:id="rId14"/>
       <w:footerReference w:type="first" r:id="rId15"/>
-      <w:pgSz w:w="11906" w:h="16838"/>
+      <w:pgSz w:w="11906" w:h="16838" w:orient="portrait"/>
       <w:pgMar w:top="1440" w:right="1440" w:bottom="1440" w:left="1440" w:header="708" w:footer="708" w:gutter="0"/>
       <w:cols w:space="708"/>
       <w:docGrid w:linePitch="360"/>
@@ -16872,7 +16943,7 @@
   <w:docDefaults>
     <w:rPrDefault>
       <w:rPr>
-        <w:rFonts w:ascii="Times New Roman" w:eastAsia="Times New Roman" w:hAnsi="Times New Roman" w:cs="Times New Roman"/>
+        <w:rFonts w:ascii="Times New Roman" w:hAnsi="Times New Roman" w:eastAsia="Times New Roman" w:cs="Times New Roman"/>
         <w:lang w:val="en-US" w:eastAsia="en-US" w:bidi="ar-SA"/>
       </w:rPr>
     </w:rPrDefault>
@@ -16881,14 +16952,14 @@
   <w:latentStyles w:defLockedState="0" w:defUIPriority="99" w:defSemiHidden="0" w:defUnhideWhenUsed="0" w:defQFormat="0" w:count="376">
     <w:lsdException w:name="Normal" w:uiPriority="0" w:qFormat="1"/>
     <w:lsdException w:name="heading 1" w:uiPriority="9" w:qFormat="1"/>
-    <w:lsdException w:name="heading 2" w:semiHidden="1" w:uiPriority="9" w:unhideWhenUsed="1" w:qFormat="1"/>
-    <w:lsdException w:name="heading 3" w:semiHidden="1" w:uiPriority="9" w:unhideWhenUsed="1" w:qFormat="1"/>
-    <w:lsdException w:name="heading 4" w:semiHidden="1" w:uiPriority="9" w:unhideWhenUsed="1" w:qFormat="1"/>
-    <w:lsdException w:name="heading 5" w:semiHidden="1" w:uiPriority="9" w:unhideWhenUsed="1" w:qFormat="1"/>
-    <w:lsdException w:name="heading 6" w:semiHidden="1" w:uiPriority="9" w:unhideWhenUsed="1" w:qFormat="1"/>
-    <w:lsdException w:name="heading 7" w:semiHidden="1" w:uiPriority="9" w:unhideWhenUsed="1" w:qFormat="1"/>
-    <w:lsdException w:name="heading 8" w:semiHidden="1" w:uiPriority="9" w:unhideWhenUsed="1" w:qFormat="1"/>
-    <w:lsdException w:name="heading 9" w:semiHidden="1" w:uiPriority="9" w:unhideWhenUsed="1" w:qFormat="1"/>
+    <w:lsdException w:name="heading 2" w:uiPriority="9" w:semiHidden="1" w:unhideWhenUsed="1" w:qFormat="1"/>
+    <w:lsdException w:name="heading 3" w:uiPriority="9" w:semiHidden="1" w:unhideWhenUsed="1" w:qFormat="1"/>
+    <w:lsdException w:name="heading 4" w:uiPriority="9" w:semiHidden="1" w:unhideWhenUsed="1" w:qFormat="1"/>
+    <w:lsdException w:name="heading 5" w:uiPriority="9" w:semiHidden="1" w:unhideWhenUsed="1" w:qFormat="1"/>
+    <w:lsdException w:name="heading 6" w:uiPriority="9" w:semiHidden="1" w:unhideWhenUsed="1" w:qFormat="1"/>
+    <w:lsdException w:name="heading 7" w:uiPriority="9" w:semiHidden="1" w:unhideWhenUsed="1" w:qFormat="1"/>
+    <w:lsdException w:name="heading 8" w:uiPriority="9" w:semiHidden="1" w:unhideWhenUsed="1" w:qFormat="1"/>
+    <w:lsdException w:name="heading 9" w:uiPriority="9" w:semiHidden="1" w:unhideWhenUsed="1" w:qFormat="1"/>
     <w:lsdException w:name="index 1" w:semiHidden="1" w:unhideWhenUsed="1"/>
     <w:lsdException w:name="index 2" w:semiHidden="1" w:unhideWhenUsed="1"/>
     <w:lsdException w:name="index 3" w:semiHidden="1" w:unhideWhenUsed="1"/>
@@ -16898,22 +16969,22 @@
     <w:lsdException w:name="index 7" w:semiHidden="1" w:unhideWhenUsed="1"/>
     <w:lsdException w:name="index 8" w:semiHidden="1" w:unhideWhenUsed="1"/>
     <w:lsdException w:name="index 9" w:semiHidden="1" w:unhideWhenUsed="1"/>
-    <w:lsdException w:name="toc 1" w:semiHidden="1" w:uiPriority="39" w:unhideWhenUsed="1"/>
-    <w:lsdException w:name="toc 2" w:semiHidden="1" w:uiPriority="39" w:unhideWhenUsed="1"/>
-    <w:lsdException w:name="toc 3" w:semiHidden="1" w:uiPriority="39" w:unhideWhenUsed="1"/>
-    <w:lsdException w:name="toc 4" w:semiHidden="1" w:uiPriority="39" w:unhideWhenUsed="1"/>
-    <w:lsdException w:name="toc 5" w:semiHidden="1" w:uiPriority="39" w:unhideWhenUsed="1"/>
-    <w:lsdException w:name="toc 6" w:semiHidden="1" w:uiPriority="39" w:unhideWhenUsed="1"/>
-    <w:lsdException w:name="toc 7" w:semiHidden="1" w:uiPriority="39" w:unhideWhenUsed="1"/>
-    <w:lsdException w:name="toc 8" w:semiHidden="1" w:uiPriority="39" w:unhideWhenUsed="1"/>
-    <w:lsdException w:name="toc 9" w:semiHidden="1" w:uiPriority="39" w:unhideWhenUsed="1"/>
+    <w:lsdException w:name="toc 1" w:uiPriority="39" w:semiHidden="1" w:unhideWhenUsed="1"/>
+    <w:lsdException w:name="toc 2" w:uiPriority="39" w:semiHidden="1" w:unhideWhenUsed="1"/>
+    <w:lsdException w:name="toc 3" w:uiPriority="39" w:semiHidden="1" w:unhideWhenUsed="1"/>
+    <w:lsdException w:name="toc 4" w:uiPriority="39" w:semiHidden="1" w:unhideWhenUsed="1"/>
+    <w:lsdException w:name="toc 5" w:uiPriority="39" w:semiHidden="1" w:unhideWhenUsed="1"/>
+    <w:lsdException w:name="toc 6" w:uiPriority="39" w:semiHidden="1" w:unhideWhenUsed="1"/>
+    <w:lsdException w:name="toc 7" w:uiPriority="39" w:semiHidden="1" w:unhideWhenUsed="1"/>
+    <w:lsdException w:name="toc 8" w:uiPriority="39" w:semiHidden="1" w:unhideWhenUsed="1"/>
+    <w:lsdException w:name="toc 9" w:uiPriority="39" w:semiHidden="1" w:unhideWhenUsed="1"/>
     <w:lsdException w:name="Normal Indent" w:semiHidden="1" w:unhideWhenUsed="1"/>
     <w:lsdException w:name="footnote text" w:semiHidden="1" w:unhideWhenUsed="1"/>
     <w:lsdException w:name="annotation text" w:semiHidden="1" w:unhideWhenUsed="1"/>
     <w:lsdException w:name="header" w:semiHidden="1" w:unhideWhenUsed="1"/>
     <w:lsdException w:name="footer" w:semiHidden="1" w:unhideWhenUsed="1"/>
     <w:lsdException w:name="index heading" w:semiHidden="1" w:unhideWhenUsed="1"/>
-    <w:lsdException w:name="caption" w:semiHidden="1" w:uiPriority="35" w:unhideWhenUsed="1" w:qFormat="1"/>
+    <w:lsdException w:name="caption" w:uiPriority="35" w:semiHidden="1" w:unhideWhenUsed="1" w:qFormat="1"/>
     <w:lsdException w:name="table of figures" w:semiHidden="1" w:unhideWhenUsed="1"/>
     <w:lsdException w:name="envelope address" w:semiHidden="1" w:unhideWhenUsed="1"/>
     <w:lsdException w:name="envelope return" w:semiHidden="1" w:unhideWhenUsed="1"/>
@@ -16944,7 +17015,7 @@
     <w:lsdException w:name="Title" w:uiPriority="10" w:qFormat="1"/>
     <w:lsdException w:name="Closing" w:semiHidden="1" w:unhideWhenUsed="1"/>
     <w:lsdException w:name="Signature" w:semiHidden="1" w:unhideWhenUsed="1"/>
-    <w:lsdException w:name="Default Paragraph Font" w:semiHidden="1" w:uiPriority="1" w:unhideWhenUsed="1"/>
+    <w:lsdException w:name="Default Paragraph Font" w:uiPriority="1" w:semiHidden="1" w:unhideWhenUsed="1"/>
     <w:lsdException w:name="Body Text" w:semiHidden="1" w:unhideWhenUsed="1"/>
     <w:lsdException w:name="Body Text Indent" w:semiHidden="1" w:unhideWhenUsed="1"/>
     <w:lsdException w:name="List Continue" w:semiHidden="1" w:unhideWhenUsed="1"/>
@@ -17144,8 +17215,8 @@
     <w:lsdException w:name="Subtle Reference" w:uiPriority="31" w:qFormat="1"/>
     <w:lsdException w:name="Intense Reference" w:uiPriority="32" w:qFormat="1"/>
     <w:lsdException w:name="Book Title" w:uiPriority="33" w:qFormat="1"/>
-    <w:lsdException w:name="Bibliography" w:semiHidden="1" w:uiPriority="37" w:unhideWhenUsed="1"/>
-    <w:lsdException w:name="TOC Heading" w:semiHidden="1" w:uiPriority="39" w:unhideWhenUsed="1" w:qFormat="1"/>
+    <w:lsdException w:name="Bibliography" w:uiPriority="37" w:semiHidden="1" w:unhideWhenUsed="1"/>
+    <w:lsdException w:name="TOC Heading" w:uiPriority="39" w:semiHidden="1" w:unhideWhenUsed="1" w:qFormat="1"/>
     <w:lsdException w:name="Plain Table 1" w:uiPriority="41"/>
     <w:lsdException w:name="Plain Table 2" w:uiPriority="42"/>
     <w:lsdException w:name="Plain Table 3" w:uiPriority="43"/>
@@ -17256,7 +17327,7 @@
     <w:lsdException w:name="Unresolved Mention" w:semiHidden="1" w:unhideWhenUsed="1"/>
     <w:lsdException w:name="Smart Link" w:semiHidden="1" w:unhideWhenUsed="1"/>
   </w:latentStyles>
-  <w:style w:type="paragraph" w:default="1" w:styleId="Normal">
+  <w:style w:type="paragraph" w:styleId="Normal" w:default="1">
     <w:name w:val="Normal"/>
     <w:qFormat/>
   </w:style>
@@ -17346,13 +17417,13 @@
       <w:color w:val="1F4D78"/>
     </w:rPr>
   </w:style>
-  <w:style w:type="character" w:default="1" w:styleId="DefaultParagraphFont">
+  <w:style w:type="character" w:styleId="DefaultParagraphFont" w:default="1">
     <w:name w:val="Default Paragraph Font"/>
     <w:uiPriority w:val="1"/>
     <w:semiHidden/>
     <w:unhideWhenUsed/>
   </w:style>
-  <w:style w:type="table" w:default="1" w:styleId="TableNormal">
+  <w:style w:type="table" w:styleId="TableNormal" w:default="1">
     <w:name w:val="Normal Table"/>
     <w:uiPriority w:val="99"/>
     <w:semiHidden/>
@@ -17367,7 +17438,7 @@
       </w:tblCellMar>
     </w:tblPr>
   </w:style>
-  <w:style w:type="numbering" w:default="1" w:styleId="NoList">
+  <w:style w:type="numbering" w:styleId="NoList" w:default="1">
     <w:name w:val="No List"/>
     <w:uiPriority w:val="99"/>
     <w:semiHidden/>
@@ -17387,7 +17458,7 @@
       <w:szCs w:val="56"/>
     </w:rPr>
   </w:style>
-  <w:style w:type="paragraph" w:customStyle="1" w:styleId="Strong1">
+  <w:style w:type="paragraph" w:styleId="Strong1" w:customStyle="1">
     <w:name w:val="Strong1"/>
     <w:qFormat/>
     <w:rPr>
@@ -17424,7 +17495,7 @@
     <w:semiHidden/>
     <w:unhideWhenUsed/>
   </w:style>
-  <w:style w:type="character" w:customStyle="1" w:styleId="FootnoteTextChar">
+  <w:style w:type="character" w:styleId="FootnoteTextChar" w:customStyle="1">
     <w:name w:val="Footnote Text Char"/>
     <w:link w:val="FootnoteText"/>
     <w:uiPriority w:val="99"/>
@@ -17435,7 +17506,7 @@
       <w:szCs w:val="20"/>
     </w:rPr>
   </w:style>
-  <w:style w:type="paragraph" w:customStyle="1" w:styleId="Script">
+  <w:style w:type="paragraph" w:styleId="Script" w:customStyle="1">
     <w:name w:val="Script"/>
     <w:pPr>
       <w:spacing w:after="360"/>
@@ -17459,7 +17530,7 @@
       </w:tabs>
     </w:pPr>
   </w:style>
-  <w:style w:type="character" w:customStyle="1" w:styleId="HeaderChar">
+  <w:style w:type="character" w:styleId="HeaderChar" w:customStyle="1">
     <w:name w:val="Header Char"/>
     <w:basedOn w:val="DefaultParagraphFont"/>
     <w:link w:val="Header"/>
@@ -17480,7 +17551,7 @@
       </w:tabs>
     </w:pPr>
   </w:style>
-  <w:style w:type="character" w:customStyle="1" w:styleId="FooterChar">
+  <w:style w:type="character" w:styleId="FooterChar" w:customStyle="1">
     <w:name w:val="Footer Char"/>
     <w:basedOn w:val="DefaultParagraphFont"/>
     <w:link w:val="Footer"/>
@@ -17491,7 +17562,7 @@
 </file>
 
 <file path=word/theme/theme1.xml><?xml version="1.0" encoding="utf-8"?>
-<a:theme xmlns:a="http://schemas.openxmlformats.org/drawingml/2006/main" name="Office Theme">
+<a:theme xmlns:a="http://schemas.openxmlformats.org/drawingml/2006/main" xmlns:thm15="http://schemas.microsoft.com/office/thememl/2012/main" name="Office Theme">
   <a:themeElements>
     <a:clrScheme name="Office">
       <a:dk1>
